--- a/example_articles/setting/Rural/6.setting_Rural_Other_publisher.docx
+++ b/example_articles/setting/Rural/6.setting_Rural_Other_publisher.docx
@@ -27,17 +27,17 @@
     </w:p>
     <w:p>
       <w:r>
-        <w:t>Source File: Other publishers/Files (500) (17).DOCX</w:t>
+        <w:t>Source file: Other publishers/Files (500) (17).DOCX</w:t>
       </w:r>
     </w:p>
     <w:p>
       <w:r>
-        <w:t>Raw locations result: ['Pennsylvania', 'Iowa']</w:t>
+        <w:t>Raw locations result, 'locations': ['Pennsylvania', 'Iowa']</w:t>
       </w:r>
     </w:p>
     <w:p>
       <w:r>
-        <w:t>setting_stand_flat (Standardized): Rural</w:t>
+        <w:t>Standardized locations result, 'setting_stand_flat': Rural</w:t>
       </w:r>
     </w:p>
     <w:p>

--- a/example_articles/setting/Rural/6.setting_Rural_Other_publisher.docx
+++ b/example_articles/setting/Rural/6.setting_Rural_Other_publisher.docx
@@ -7,7 +7,7 @@
         <w:pStyle w:val="Heading1"/>
       </w:pPr>
       <w:r>
-        <w:t>Patrick Kennedy: 'I've stayed clean'</w:t>
+        <w:t>La. politics a world apart // Gap between rich and poor boosts populist candidates</w:t>
       </w:r>
     </w:p>
     <w:p>
@@ -17,22 +17,22 @@
     </w:p>
     <w:p>
       <w:r>
-        <w:t>Date: 1991-12-10</w:t>
+        <w:t>Date: 1991-11-15</w:t>
       </w:r>
     </w:p>
     <w:p>
       <w:r>
-        <w:t>Section: NEWS; Pg. 3A</w:t>
+        <w:t>Section: NEWS; Pg. 2A</w:t>
       </w:r>
     </w:p>
     <w:p>
       <w:r>
-        <w:t>Source file: Other publishers/Files (500) (17).DOCX</w:t>
+        <w:t>Source file: Other publishers/Files (500) (18).DOCX</w:t>
       </w:r>
     </w:p>
     <w:p>
       <w:r>
-        <w:t>Raw locations result, 'locations': ['Pennsylvania', 'Iowa']</w:t>
+        <w:t>Raw locations result, 'locations': ['Louisiana']</w:t>
       </w:r>
     </w:p>
     <w:p>
@@ -49,45 +49,35 @@
     </w:p>
     <w:p>
       <w:r>
-        <w:t>State Rep. Patrick Kennedy's admission of past drug abuse and his cousin's rape trial in Florida apparently haven't harmed his budding political career.</w:t>
+        <w:t>Louisiana tends to be different. Creole food. Cajun accents. And the wildest politics this side of Central America.</w:t>
         <w:br/>
-        <w:t>Voters in his working class district say they'll keep sending him to the Statehouse - and maybe Washington soon.</w:t>
+        <w:t>''The rich alluvial soil of Louisiana, more than any other state, is fertile ground for political demagogues,'' notes The Almanac of American Politics, which describes Louisiana as ''America's Third World.''</w:t>
         <w:br/>
-        <w:t>''No one should be judged by the personal mistakes they made in high school,'' says truck driver Ed Marchione, 48, referring to Kennedy's admission he was treated for drug abuse while in high school.</w:t>
+        <w:t>The wide gap between rich and poor - greater than almost anywhere else in the country - has nourished working-class populist candidates.</w:t>
         <w:br/>
-        <w:t>Kennedy, 24, acknowledged in a statement Sunday he sought treatment for drug abuse. His admission followed allegations in this week's National Enquirer he once had a $ 4,000-a-day cocaine habit - a claim called ''ridiculous'' by Kennedy aide Chris Nocera.</w:t>
+        <w:t>In the rural poverty along the Mississippi River, David Duke finished first in last month's 12-way primary, with 42% of the vote in Concordia Parish. (Parish is the state's term for county).</w:t>
         <w:br/>
-        <w:t>Kennedy said he checked into a Spofford, N.H., treatment center in March 1986, while a senior at Phillips Academy in Andover, Mass. ''I have taken no drugs whatsoever since then and I use alcohol only in moderation.''</w:t>
+        <w:t>Concordia's jobless rate is 13.1% - tops in the state.</w:t>
         <w:br/>
-        <w:t>The revelation came days after the youngest son of Sen. Edward Kennedy, D- Mass., testified in the Palm Beach rape trial of cousin William Kennedy Smith about the late night outing with his father and cousin before the alleged attack.</w:t>
+        <w:t>But until Duke's rise, Louisiana politics generally lacked many of the strident racist tones that are a part of Southern political history.</w:t>
         <w:br/>
-        <w:t>Observers say Kennedy is eyeing Rhode Island's 1st District congressional seat. He could run as early as next year, when he'll meet the constitutional age requirement of 25.</w:t>
+        <w:t>Huey Long, the legendary senator and governor who vowed to make ''Every Man a King,'' said in 1933: ''You can't help poor whites without helping Negroes.''</w:t>
         <w:br/>
-        <w:t>Republican incumbent Ron Machtley is expected to run for governor.</w:t>
+        <w:t>Long wasn't willing to tackle the segregation of his day. But unlike many Southern politicans then, he didn't make blacks a target.</w:t>
         <w:br/>
-        <w:t xml:space="preserve"> </w:t>
+        <w:t>His biographer, T. Harry Williams, wrote that ''by seeming to be a complete segregationist,'' Long ''reserved for himself a freedom of action on racial matters - he could do some things that broached the pattern of segregation, he could give the Negroes certain rights that he had believed they should have. The rights he would extend were economic ones. He felt a genuine sympathy for the material plight of the Negro.''</w:t>
         <w:br/>
-        <w:t xml:space="preserve"> Robert Rendine, Rhode Island GOP chairman, says Kennedy's ''father's name and money bought him a state Representative's seat. The people statewide are smart enough not to elect someone with so little life experience.''</w:t>
+        <w:t>Other Louisiana governors have viewed politics as an extension of show biz.</w:t>
         <w:br/>
-        <w:t>Kennedy's revelations follow other family problems:</w:t>
+        <w:t>Jimmie Davis, a country singer who wrote You Are My Sunshine, was elected governor twice - in 1943 and 1961. He saw fit to address the Legislature in music, singing about bills he threatened to veto.</w:t>
         <w:br/>
-        <w:t>- His mother, Joan Kennedy, 54, acknowledges problems staying sober. She was arrested in April in Massachusetts on drunken driving charges.</w:t>
-        <w:br/>
-        <w:t>- His brother, Edward Kennedy Jr., 30, checked into an alcohol rehabilitation clinic for three weeks last summer.</w:t>
-        <w:br/>
-        <w:t>- Cousin Robert Kennedy Jr., 37, pleaded guilty to heroin possession in 1983 and was sentenced to two years' probation.</w:t>
-        <w:br/>
-        <w:t>- Cousin David Kennedy died of a drug overdose in 1984.</w:t>
-        <w:br/>
-        <w:t>- Cousin Chris Lawford, 36, says he's recovered from a five-year heroin habit.</w:t>
-        <w:br/>
-        <w:t>- Aunt Patricia Kennedy Lawford pleaded guilty to driving while impaired after a 1989 accident on Long Island.</w:t>
+        <w:t>And Earl Long, Huey's brother, who was committed to a mental institution during his third term as governor, once explained the secret of his political success: ''Don't write anything you can phone. Don't phone anything you can talk face-to-face. Don't talk anything you can smile. Don't smile anything you can wink. And don't wink anything you can nod.''</w:t>
         <w:br/>
         <w:br/>
         <w:t>Notes</w:t>
         <w:br/>
         <w:br/>
-        <w:t>THE NATION</w:t>
+        <w:t>LOUISIANA ELECTION</w:t>
         <w:br/>
         <w:br/>
         <w:t>Graphic</w:t>
@@ -95,11 +85,11 @@
         <w:br/>
         <w:t xml:space="preserve"> </w:t>
         <w:br/>
-        <w:t>PHOTO; b/w, AP</w:t>
+        <w:t>GRAPHIC; b/w, USA TODAY, Source: USA TODAY research by Cheri Privor; Bureau of the Census; State of Louisiana; Department of Commerce, Bureau of Labor Statistics (Bar graphs, Line graph, Map, La.); PHOTO; b/w, AP (1987 photo); PHOTO; b/w</w:t>
         <w:br/>
         <w:t xml:space="preserve"> </w:t>
         <w:br/>
-        <w:t>CUTLINE: KENNEDY: Patrick said he used drugs in high school</w:t>
+        <w:t>CUTLINE: DAVIS: As governor, he sang to the Legislature about bills he planned to veto. CUTLINE: HUEY LONG</w:t>
       </w:r>
     </w:p>
     <w:sectPr>

--- a/example_articles/setting/Rural/6.setting_Rural_Other_publisher.docx
+++ b/example_articles/setting/Rural/6.setting_Rural_Other_publisher.docx
@@ -7,7 +7,9 @@
         <w:pStyle w:val="Heading1"/>
       </w:pPr>
       <w:r>
-        <w:t>La. politics a world apart // Gap between rich and poor boosts populist candidates</w:t>
+        <w:t>London, Service were miners of literary gold;</w:t>
+        <w:br/>
+        <w:t xml:space="preserve"> Both are remembered fondly in Dawson City, where they earned fame</w:t>
       </w:r>
     </w:p>
     <w:p>
@@ -17,22 +19,22 @@
     </w:p>
     <w:p>
       <w:r>
-        <w:t>Date: 1991-11-15</w:t>
+        <w:t>Date: 1997-07-20</w:t>
       </w:r>
     </w:p>
     <w:p>
       <w:r>
-        <w:t>Section: NEWS; Pg. 2A</w:t>
+        <w:t>Section: Travel; Pg. 5G</w:t>
       </w:r>
     </w:p>
     <w:p>
       <w:r>
-        <w:t>Source file: Other publishers/Files (500) (18).DOCX</w:t>
+        <w:t>Source file: Other publishers/Files (500) (28).DOCX</w:t>
       </w:r>
     </w:p>
     <w:p>
       <w:r>
-        <w:t>Raw locations result, 'locations': ['Louisiana']</w:t>
+        <w:t>Raw locations result, 'locations': ['Canada']</w:t>
       </w:r>
     </w:p>
     <w:p>
@@ -49,35 +51,69 @@
     </w:p>
     <w:p>
       <w:r>
-        <w:t>Louisiana tends to be different. Creole food. Cajun accents. And the wildest politics this side of Central America.</w:t>
+        <w:t>Dawson seems an unlikely place for literary interludes, but it provides two anyway, in the form of small log cabins standing near each other on a spruce-shaded back street.</w:t>
         <w:br/>
-        <w:t>''The rich alluvial soil of Louisiana, more than any other state, is fertile ground for political demagogues,'' notes The Almanac of American Politics, which describes Louisiana as ''America's Third World.''</w:t>
+        <w:t xml:space="preserve"> Once they sheltered the two best-known writers of the Klondike: poet Robert Service and author Jack London.</w:t>
         <w:br/>
-        <w:t>The wide gap between rich and poor - greater than almost anywhere else in the country - has nourished working-class populist candidates.</w:t>
+        <w:t xml:space="preserve"> The men had a lot in common, though their lives didn't overlap there.  London got to the Klondike in 1897, in the midst of the Gold Rush, while Service didn't move there until 1904, when the bank he worked for transferred him up from Whitehorse.</w:t>
         <w:br/>
-        <w:t>In the rural poverty along the Mississippi River, David Duke finished first in last month's 12-way primary, with 42% of the vote in Concordia Parish. (Parish is the state's term for county).</w:t>
+        <w:t>But both men had rough-and-tumble backgrounds. Both ended up in Dawson, and both are remembered fondly.  More important, both earned fame and fortune the same way - with words, not gold dust.</w:t>
         <w:br/>
-        <w:t>Concordia's jobless rate is 13.1% - tops in the state.</w:t>
+        <w:t xml:space="preserve"> Robert W. Service</w:t>
         <w:br/>
-        <w:t>But until Duke's rise, Louisiana politics generally lacked many of the strident racist tones that are a part of Southern political history.</w:t>
+        <w:t xml:space="preserve"> Service is the Klondike's poet laureate, though poetry snobs distain his works. They're all driven by a throbbing rhyme scheme so strong that if you read enough of them, you start thinking that way. But that hasn't kept him out of the public's heart.</w:t>
         <w:br/>
-        <w:t>Huey Long, the legendary senator and governor who vowed to make ''Every Man a King,'' said in 1933: ''You can't help poor whites without helping Negroes.''</w:t>
+        <w:t xml:space="preserve"> Look at any of his poems - at, say, the opening of "The Shooting of Dan McGrew," a Klondike classic. Chances are, you can say it with me:</w:t>
         <w:br/>
-        <w:t>Long wasn't willing to tackle the segregation of his day. But unlike many Southern politicans then, he didn't make blacks a target.</w:t>
+        <w:t xml:space="preserve"> A bunch of the boys were whooping it up in the Malamute saloon;</w:t>
         <w:br/>
-        <w:t>His biographer, T. Harry Williams, wrote that ''by seeming to be a complete segregationist,'' Long ''reserved for himself a freedom of action on racial matters - he could do some things that broached the pattern of segregation, he could give the Negroes certain rights that he had believed they should have. The rights he would extend were economic ones. He felt a genuine sympathy for the material plight of the Negro.''</w:t>
+        <w:t xml:space="preserve"> The kid that handles the music-box was hitting a jag-time tune . . .</w:t>
         <w:br/>
-        <w:t>Other Louisiana governors have viewed politics as an extension of show biz.</w:t>
+        <w:t xml:space="preserve"> Or this, from the top of Service's other big hit, "The Cremation of Sam McGee":</w:t>
         <w:br/>
-        <w:t>Jimmie Davis, a country singer who wrote You Are My Sunshine, was elected governor twice - in 1943 and 1961. He saw fit to address the Legislature in music, singing about bills he threatened to veto.</w:t>
+        <w:t xml:space="preserve"> The Northern Lights have seen queer sights,</w:t>
         <w:br/>
-        <w:t>And Earl Long, Huey's brother, who was committed to a mental institution during his third term as governor, once explained the secret of his political success: ''Don't write anything you can phone. Don't phone anything you can talk face-to-face. Don't talk anything you can smile. Don't smile anything you can wink. And don't wink anything you can nod.''</w:t>
+        <w:t xml:space="preserve"> But the queerest they ever did see</w:t>
         <w:br/>
+        <w:t xml:space="preserve"> Was that night on the marge of Lake Lebarge</w:t>
         <w:br/>
-        <w:t>Notes</w:t>
+        <w:t xml:space="preserve"> I cremated Sam McGee . . .</w:t>
         <w:br/>
+        <w:t xml:space="preserve"> Service, who grew up in Scotland, had the risk-taking personality for the Gold Rush, but he didn't go with the herd. Instead, he bummed around North America, riding rails, doing odd jobs, earning meals by singing songs he'd made up.</w:t>
         <w:br/>
-        <w:t>LOUISIANA ELECTION</w:t>
+        <w:t xml:space="preserve"> By the time he got to Dawson, the rush was over, the town had settled down, and he was in banking. The bank where he worked is still standing on the Yukon River side of Front St.  - a yellow two-story that looks like stone from a distance but is really just a wood-frame box sheathed with pressed metal.</w:t>
+        <w:br/>
+        <w:t xml:space="preserve"> Service was aware of his literary failings. "Rhyming has my ruin been," he once wrote; "with less deftness, I might have produced real poetry." It wasn't much of a regret, though: His Klondike poems are still in print, and they paid him enough in royalties to let him live nicely on the French Riviera for 40 years. He died there in 1958.</w:t>
+        <w:br/>
+        <w:t xml:space="preserve"> His two-room cabin is on its original site and has been preserved since he moved away in 1912. It's decorated as it was in his day, right down to a basketful of the wallpaper scraps that he liked to write on. Service loved the place and rhymed it a tribute beginning, "Oh, dear little cabin, I've loved you so long, and now I must bid you goodbye . . ."</w:t>
+        <w:br/>
+        <w:t xml:space="preserve"> Twice a day in summer, on the cabin lawn, an interpreter named Tom Byrne does a one-man show about Service and recites his best-known poems. Their galloping rhythms are effective when they're spoken aloud, and the audience loves them, smiling, nodding and murmuring along on the familiar parts.</w:t>
+        <w:br/>
+        <w:t xml:space="preserve"> (The Robert Service Cabin is open 9 a.m. to noon and 1 to 5 p.m. daily in summer; admission to the grounds - you can look inside but not enter the cabin itself - is $ 2. Show tickets are $ 6 Canadian for adults and $ 3 for youth.)</w:t>
+        <w:br/>
+        <w:t xml:space="preserve"> Jack London</w:t>
+        <w:br/>
+        <w:t xml:space="preserve"> Realistic adventure tales have fallen out of literary fashion, just like heavy rhyme schemes. But Jack London remains famous the world over for his, particularly for two novels of the north, "The Call of the Wild" and "White Fang," and for the short story that every high school kid on the continent has had to read at least once, "To Build a Fire."</w:t>
+        <w:br/>
+        <w:t xml:space="preserve"> In his short lifetime - 1876 to 1916 - London wrote about 250 short stories and nearly 50 books, the best of which drew on his own Gold Rush experiences and on real events that had become legends in the Klondike mining community.</w:t>
+        <w:br/>
+        <w:t xml:space="preserve"> London grew up poor and tough around San Francisco Bay, working with his muscles from the time he was a child - including time as an ocean-going oyster thief - while planning to be a writer. The hard years of his youth turned him into a socialist and gave him a lifelong sympathy with the working class.</w:t>
+        <w:br/>
+        <w:t xml:space="preserve"> London headed for the Klondike when he was 21, staked a claim on Henderson Creek, up the Yukon, about 80 miles south of Dawson.  Nearly 50 years later local trappers found what may have been his cabin - a well-made one-room log hut, roofed with sod, with the signature "Jack London" scrawled on a back log.</w:t>
+        <w:br/>
+        <w:t xml:space="preserve"> The trappers axed the signature out of the log, and eventually Dick North, a retired newspaperman and local Jack London buff, got the handwriting analyzed.  It looks to be London's, but mysteries remain.</w:t>
+        <w:br/>
+        <w:t xml:space="preserve"> "We don't know if he spent a week here or eight months here," said North, curator of the Jack London museum next door.</w:t>
+        <w:br/>
+        <w:t xml:space="preserve"> Gold mining didn't pay off for London, but writing did. "Jack went on to write 1,000 words a day for 18 years," North said. He became the first American writer to earn a million dollars in his lifetime.</w:t>
+        <w:br/>
+        <w:t xml:space="preserve"> London was only 40 when he died, back home in California, while taking morphine for the pain of a kidney disorder.  "He took too much," said North. People still argue over whether it was an accident or a suicide.</w:t>
+        <w:br/>
+        <w:t xml:space="preserve"> In 1969, North got the London cabin moved from the claim site into Dawson.  About half of its logs were sent to Oakland, Calif., where they were used in a replica, so there are now two partially original Jack London cabins in North America.</w:t>
+        <w:br/>
+        <w:t xml:space="preserve"> (The Jack London Cabin and Interpretive Centre is open free from 10 a.m. to 1 p.m. and from 2 p.m. to 6 p.m. daily, mid-May to mid-September. Curator Dick North gives interpretive talks at noon and 2:15 p.m.</w:t>
+        <w:br/>
+        <w:t xml:space="preserve"> (Dawson City will hold a special Jack London Festival Sept. 17-21, in honor of London's arrival in the Klondike 100 years ago. The festival package costs $ 300 Canadian and includes hotel, most meals, all festival events including a tour of the goldfields and presentations on mining then and now. For an additional fee, participants can take a helicopter to the London claim on Henderson Creek.)</w:t>
         <w:br/>
         <w:br/>
         <w:t>Graphic</w:t>
@@ -85,11 +121,7 @@
         <w:br/>
         <w:t xml:space="preserve"> </w:t>
         <w:br/>
-        <w:t>GRAPHIC; b/w, USA TODAY, Source: USA TODAY research by Cheri Privor; Bureau of the Census; State of Louisiana; Department of Commerce, Bureau of Labor Statistics (Bar graphs, Line graph, Map, La.); PHOTO; b/w, AP (1987 photo); PHOTO; b/w</w:t>
-        <w:br/>
-        <w:t xml:space="preserve"> </w:t>
-        <w:br/>
-        <w:t>CUTLINE: DAVIS: As governor, he sang to the Legislature about bills he planned to veto. CUTLINE: HUEY LONG</w:t>
+        <w:t>Photograph</w:t>
       </w:r>
     </w:p>
     <w:sectPr>

--- a/example_articles/setting/Rural/6.setting_Rural_Other_publisher.docx
+++ b/example_articles/setting/Rural/6.setting_Rural_Other_publisher.docx
@@ -7,9 +7,7 @@
         <w:pStyle w:val="Heading1"/>
       </w:pPr>
       <w:r>
-        <w:t>London, Service were miners of literary gold;</w:t>
-        <w:br/>
-        <w:t xml:space="preserve"> Both are remembered fondly in Dawson City, where they earned fame</w:t>
+        <w:t>A PUNK AMONG SOLONS NO MORE, SANTORUM NOW AT HOME IN SENATE</w:t>
       </w:r>
     </w:p>
     <w:p>
@@ -19,22 +17,22 @@
     </w:p>
     <w:p>
       <w:r>
-        <w:t>Date: 1997-07-20</w:t>
+        <w:t>Date: 2000-10-22</w:t>
       </w:r>
     </w:p>
     <w:p>
       <w:r>
-        <w:t>Section: Travel; Pg. 5G</w:t>
+        <w:t>Section: NATIONAL,</w:t>
       </w:r>
     </w:p>
     <w:p>
       <w:r>
-        <w:t>Source file: Other publishers/Files (500) (28).DOCX</w:t>
+        <w:t>Source file: Other publishers/Files (500) (30).DOCX</w:t>
       </w:r>
     </w:p>
     <w:p>
       <w:r>
-        <w:t>Raw locations result, 'locations': ['Canada']</w:t>
+        <w:t>Raw locations result, 'locations': ['Pennsylvania']</w:t>
       </w:r>
     </w:p>
     <w:p>
@@ -51,77 +49,105 @@
     </w:p>
     <w:p>
       <w:r>
-        <w:t>Dawson seems an unlikely place for literary interludes, but it provides two anyway, in the form of small log cabins standing near each other on a spruce-shaded back street.</w:t>
+        <w:t>Wearing the black Harley-Davidson shirt he's just accepted, Rick Santorum chats amiably with a smiling, tattooed woman in black leather.</w:t>
         <w:br/>
-        <w:t xml:space="preserve"> Once they sheltered the two best-known writers of the Klondike: poet Robert Service and author Jack London.</w:t>
+        <w:t>He moves to the center of a knot of motorcyclists -- one's wearing a patch that reads, "I Love My Country; I Fear My Government" -- and denounces mandatory helmet laws as an example of overreaching by the federal government. The bikers' applause echoes through the Station Square plaza and drifts with the mist over the Monongahela.</w:t>
         <w:br/>
-        <w:t xml:space="preserve"> The men had a lot in common, though their lives didn't overlap there.  London got to the Klondike in 1897, in the midst of the Gold Rush, while Service didn't move there until 1904, when the bank he worked for transferred him up from Whitehorse.</w:t>
+        <w:t>Someone in search of a metaphor about Pennsylvania's U.S. Senate race might be tempted to find in this scene confirmation of the image projected by Santorum's Democratic critics -- that of a right-wing ideologue.</w:t>
         <w:br/>
-        <w:t>But both men had rough-and-tumble backgrounds. Both ended up in Dawson, and both are remembered fondly.  More important, both earned fame and fortune the same way - with words, not gold dust.</w:t>
+        <w:t>But another moment offers a more helpful insight into why Santorum, in a state with a significant Democratic registration edge, is favored to hold a seat that once seemed among the nation's most vulnerable for the GOP. A member of the anti-helmet group ABATE leans across one of the big Harleys to give Santorum a pin; it denotes 10-year membership in the group's Butler County chapter.</w:t>
         <w:br/>
-        <w:t xml:space="preserve"> Robert W. Service</w:t>
+        <w:t>The gift attests to the fact that Santorum, 42, has talked to ABATE many times before. He knows their issue. They know him.</w:t>
         <w:br/>
-        <w:t xml:space="preserve"> Service is the Klondike's poet laureate, though poetry snobs distain his works. They're all driven by a throbbing rhyme scheme so strong that if you read enough of them, you start thinking that way. But that hasn't kept him out of the public's heart.</w:t>
+        <w:t>A few weeks earlier, a scene more evocative of Norman Rockwell than Hunter Thompson held the same lesson.</w:t>
         <w:br/>
-        <w:t xml:space="preserve"> Look at any of his poems - at, say, the opening of "The Shooting of Dan McGrew," a Klondike classic. Chances are, you can say it with me:</w:t>
+        <w:t>Once again, Santorum doffed his suit coat and professed to be delighted by yet another gift of a T-shirt. Under sunshine filtered through tall trees, he addressed the crowd milling around the picnic groves at the Mifflin County Community Day where the surrounding games and food stands were raising money for the Lewistown Community Hospital.</w:t>
         <w:br/>
-        <w:t xml:space="preserve"> A bunch of the boys were whooping it up in the Malamute saloon;</w:t>
+        <w:t>Santorum knows the drill. He's been here before. Following a group of cheerleaders to the stage, he speaks about community days past; he talks easily about the intricacies of the funding issues facing rural hospitals.</w:t>
         <w:br/>
-        <w:t xml:space="preserve"> The kid that handles the music-box was hitting a jag-time tune . . .</w:t>
+        <w:t>Santorum won this seat in an upset -- the third major upset of his career -- over Sen. Harris Wofford in 1994 in the same election that brought Republican control to Congress for the first time in 40 years. The political tides favored Republicans then. They brought the House gavel to Newt Gingrich, the conservative firebrand whose instructional audiotapes had tutored Santorum as a younger House candidate.</w:t>
         <w:br/>
-        <w:t xml:space="preserve"> Or this, from the top of Service's other big hit, "The Cremation of Sam McGee":</w:t>
+        <w:t>But over the six years of Santorum's freshman term, the economy and the political climate changed significantly. Santorum hasn't rested on his ideology or the fund-raising ability that comes with incumbency as assurances of re-election.</w:t>
         <w:br/>
-        <w:t xml:space="preserve"> The Northern Lights have seen queer sights,</w:t>
+        <w:t>He's worked the state.</w:t>
         <w:br/>
-        <w:t xml:space="preserve"> But the queerest they ever did see</w:t>
+        <w:t>He boasts that he visits every one of its 67 counties every year. Now, as ever, Santorum hustles.</w:t>
         <w:br/>
-        <w:t xml:space="preserve"> Was that night on the marge of Lake Lebarge</w:t>
+        <w:t>It hasn't brought him universal popularity. While he has enthusiastic admirers in both parties, many Democratic officials, along with many members of the state's union hierarchy, loathe him.</w:t>
         <w:br/>
-        <w:t xml:space="preserve"> I cremated Sam McGee . . .</w:t>
+        <w:t>His political profile is at odds with the archetype of the Pennsylvania Republican. On social issues, in particular, he is to the right of Republicans in the line of former Sens. Hugh Scott and John Heinz, and his colleague Sen. Arlen Specter. But despite, and, in some cases because of, his conservative stands, Santorum again is anticipating the votes of many Democrats along with Republicans as building blocks for re-election.</w:t>
         <w:br/>
-        <w:t xml:space="preserve"> Service, who grew up in Scotland, had the risk-taking personality for the Gold Rush, but he didn't go with the herd. Instead, he bummed around North America, riding rails, doing odd jobs, earning meals by singing songs he'd made up.</w:t>
+        <w:t>Santorum, the son of two Veterans Administration employees, was born in Virginia and spent most of his youth in Butler County. After attending Penn State, he earned his law degree at Dickinson Law School while working as an aide to a Republican state senator in Harrisburg. In 1990, he was an associate with the Downtown Pittsburgh firm of Kirkpatrick Lockhart when he decided to take on Doug Walgren, a bright but fairly colorless Democratic veteran. It seemed a daunting task.</w:t>
         <w:br/>
-        <w:t xml:space="preserve"> By the time he got to Dawson, the rush was over, the town had settled down, and he was in banking. The bank where he worked is still standing on the Yukon River side of Front St.  - a yellow two-story that looks like stone from a distance but is really just a wood-frame box sheathed with pressed metal.</w:t>
+        <w:t>Santorum and a corps of volunteers knocked on countless doors. At a time when the wounds from the contraction of the steel industry were still raw, the upstart's advertising flayed Walgren for having voted for congressional pay raises. They faulted Walgren for not having a residence in the 18th District.</w:t>
         <w:br/>
-        <w:t xml:space="preserve"> Service was aware of his literary failings. "Rhyming has my ruin been," he once wrote; "with less deftness, I might have produced real poetry." It wasn't much of a regret, though: His Klondike poems are still in print, and they paid him enough in royalties to let him live nicely on the French Riviera for 40 years. He died there in 1958.</w:t>
+        <w:t>Democrats are now quick to point to the fact that Santorum, his wife, Karen, and their five childen live in Virginia. He counters that his family does have a home in the state, in Penn Hills, though they spend most of the year in Virginia.</w:t>
         <w:br/>
-        <w:t xml:space="preserve"> His two-room cabin is on its original site and has been preserved since he moved away in 1912. It's decorated as it was in his day, right down to a basketful of the wallpaper scraps that he liked to write on. Service loved the place and rhymed it a tribute beginning, "Oh, dear little cabin, I've loved you so long, and now I must bid you goodbye . . ."</w:t>
+        <w:t>Another hallmark of the 1990 campaign was Santorum's ability to tap into the committed soldiers of the right-to-life movement.</w:t>
         <w:br/>
-        <w:t xml:space="preserve"> Twice a day in summer, on the cabin lawn, an interpreter named Tom Byrne does a one-man show about Service and recites his best-known poems. Their galloping rhythms are effective when they're spoken aloud, and the audience loves them, smiling, nodding and murmuring along on the familiar parts.</w:t>
+        <w:t>Opposition to abortion has been a constant in Santorum's career. He is a leader in the Senate of the campaign against partial-birth abortion. That stand has, to some extent, cut into his support among pro-choice voters in his own party, but it has enhanced his crossover appeal to conservative Democrats.</w:t>
         <w:br/>
-        <w:t xml:space="preserve"> (The Robert Service Cabin is open 9 a.m. to noon and 1 to 5 p.m. daily in summer; admission to the grounds - you can look inside but not enter the cabin itself - is $ 2. Show tickets are $ 6 Canadian for adults and $ 3 for youth.)</w:t>
+        <w:t>Despite being overspent by nearly three-to-one, Santorum edged ahead of Walgren, winning with 51 percent of the vote.</w:t>
         <w:br/>
-        <w:t xml:space="preserve"> Jack London</w:t>
+        <w:t>It was a remarkable victory, but in many ways, his second House race, in 1992, produced an even more startling win. Although the 18th District had a Democratic registration majority, it was dominated by Pittsburgh suburban voters who have earned a reputation as swing voters over the years.</w:t>
         <w:br/>
-        <w:t xml:space="preserve"> Realistic adventure tales have fallen out of literary fashion, just like heavy rhyme schemes. But Jack London remains famous the world over for his, particularly for two novels of the north, "The Call of the Wild" and "White Fang," and for the short story that every high school kid on the continent has had to read at least once, "To Build a Fire."</w:t>
+        <w:t>But the redistricting that followed the 1990 Census pushed large parts of the 18th District into the working class, economically ravaged Monongahela Valley, significantly increasing the seat's Democratic majority.</w:t>
         <w:br/>
-        <w:t xml:space="preserve"> In his short lifetime - 1876 to 1916 - London wrote about 250 short stories and nearly 50 books, the best of which drew on his own Gold Rush experiences and on real events that had become legends in the Klondike mining community.</w:t>
+        <w:t>"OK, they gave us Democrats, but they gave us angry Democrats," Santorum's longtime media adviser, John Brabender, would recall of the campaign's reaction to the new political map.</w:t>
         <w:br/>
-        <w:t xml:space="preserve"> London grew up poor and tough around San Francisco Bay, working with his muscles from the time he was a child - including time as an ocean-going oyster thief - while planning to be a writer. The hard years of his youth turned him into a socialist and gave him a lifelong sympathy with the working class.</w:t>
+        <w:t>Santorum's criticisms of the Washington status quo, with the slogan, "Join the Fight," resonated in the district. Santorum won in a landslide over former state Sen. Frank Pecora, helped by the same voters who overwhelmingly supported Bill Clinton over former President George Bush.</w:t>
         <w:br/>
-        <w:t xml:space="preserve"> London headed for the Klondike when he was 21, staked a claim on Henderson Creek, up the Yukon, about 80 miles south of Dawson.  Nearly 50 years later local trappers found what may have been his cabin - a well-made one-room log hut, roofed with sod, with the signature "Jack London" scrawled on a back log.</w:t>
+        <w:t>"Join the Fight," was more than a slogan. From the time he entered Congress, Santorum burnished his reputation as one of the "Gang of Seven" who campaigned against the internal rules and mores of a chamber controlled by Democrats for four decades. They encouraged investigations of the slipshod workings of the House bank and post office.</w:t>
         <w:br/>
-        <w:t xml:space="preserve"> The trappers axed the signature out of the log, and eventually Dick North, a retired newspaperman and local Jack London buff, got the handwriting analyzed.  It looks to be London's, but mysteries remain.</w:t>
+        <w:t>Santorum's voting record in the House was unmistakably conservative, but he was not a pure ideologue. On trade, he was attentive to the interests of the hobbled steel industry. He was less sympathetic to the legislative agenda of labor, but did make common cause with labor leaders in opposing the North American Free Trade Agreement.</w:t>
         <w:br/>
-        <w:t xml:space="preserve"> "We don't know if he spent a week here or eight months here," said North, curator of the Jack London museum next door.</w:t>
+        <w:t>Santorum set his sights on the 1994 U.S. Senate race, another contest where his chances were widely discounted. Harris Wofford had established a reputation as a political giant killer with his victory over former Gov. Dick Thornburgh in the 1991 special election after Heinz was killed in a plane crash.</w:t>
         <w:br/>
-        <w:t xml:space="preserve"> Gold mining didn't pay off for London, but writing did. "Jack went on to write 1,000 words a day for 18 years," North said. He became the first American writer to earn a million dollars in his lifetime.</w:t>
+        <w:t>Santorum found another establishment to rail against as he tied Wofford, who had run on promises of health care reform, to the politically disastrous health initiative of the Clinton administration.</w:t>
         <w:br/>
-        <w:t xml:space="preserve"> London was only 40 when he died, back home in California, while taking morphine for the pain of a kidney disorder.  "He took too much," said North. People still argue over whether it was an accident or a suicide.</w:t>
+        <w:t>Santorum squeaked by with 49 percent of the vote to Wofford's 47 percent. His path to victory, however, came close to being derailed by a videotape likely to keep resurfacing as long as Santorum keeps running for office. It shows the Republican in a speech at LaSalle University, enthusiastically suggesting that one cure to the demographic problems of Social Security was to raise the retirement age for full benefits to 70. Santorum's rising poll numbers were immediately blunted when the Wofford campaign began airing excepts from the tape.</w:t>
         <w:br/>
-        <w:t xml:space="preserve"> In 1969, North got the London cabin moved from the claim site into Dawson.  About half of its logs were sent to Oakland, Calif., where they were used in a replica, so there are now two partially original Jack London cabins in North America.</w:t>
+        <w:t>Santorum has said over and over that he no longer holds that position and that other changes in the system that he advocates mean that such a step is not needed. But that change in position didn't erase the tape. In recent weeks, for example, labor union officials have been circulating it to their members, hoping to dent Santorum's apparently wide lead over U.S. Rep. Ron Klink, D-Murrysville, in this race.</w:t>
         <w:br/>
-        <w:t xml:space="preserve"> (The Jack London Cabin and Interpretive Centre is open free from 10 a.m. to 1 p.m. and from 2 p.m. to 6 p.m. daily, mid-May to mid-September. Curator Dick North gives interpretive talks at noon and 2:15 p.m.</w:t>
+        <w:t>But the political perils of the Social Security issue haven't caused Santorum to shy away from it. On the contrary, he has embraced the issue, becoming one of the Senate's leading advocates for changes in the system that would allow younger workers to channel part of their contributions into private investments.</w:t>
         <w:br/>
-        <w:t xml:space="preserve"> (Dawson City will hold a special Jack London Festival Sept. 17-21, in honor of London's arrival in the Klondike 100 years ago. The festival package costs $ 300 Canadian and includes hotel, most meals, all festival events including a tour of the goldfields and presentations on mining then and now. For an additional fee, participants can take a helicopter to the London claim on Henderson Creek.)</w:t>
+        <w:t>His plan parallels the Social Security proposal made by the candidate at the top of his ticket, Texas Gov. George W. Bush. Bush is personally closer to Gov. Tom Ridge than to Santorum, but on issues, several of his proposals, such as medical savings accounts, overlap those that Santorum has championed in the Senate.</w:t>
         <w:br/>
+        <w:t>The confrontational tactics that had served Santorum as a member of the minority in the House proved more controversial in the Senate majority. He was famously upbraided for lack of decorum by the courtly West Virginia Democrat, Robert Byrd. He paraded to the floor repeatedly with a sign that read "Where's Bill," taunting the president for failing to submit a balanced budget.</w:t>
         <w:br/>
-        <w:t>Graphic</w:t>
+        <w:t>He urged his Republican colleagues to strip the late Sen. Mark Hatfield of his committee chairmanship after the Oregon Republican cast a decisive vote against a proposal for a balanced budget amendment.</w:t>
         <w:br/>
+        <w:t>In Santorum's view, he was standing against the political establishment, valuing what he saw as his constituents' interests over the traditions of the Senate. But to his critics, he was a punk among solons.</w:t>
         <w:br/>
-        <w:t xml:space="preserve"> </w:t>
+        <w:t>Today, critics, and even neutral observers have described the emergence of more moderate Santorum as his re-election battle approached. Santorum resists that characterization. He defends the tactics that won him a sharp-edged reputation, while saying that if they have changed, it is because times have changed.</w:t>
         <w:br/>
-        <w:t>Photograph</w:t>
+        <w:t>"In 1995, we had a big job in front of us," Santorum said as central Pennsylvania scrolled past the windows of the van taking him from one campaign appearance to another. "We had to reform Congress, try to hold the line of spending, try to balance the budget -- because that's what we told the American people we were going to do.</w:t>
+        <w:br/>
+        <w:t>"Now, we've accomplished that. And it was painful and in many cases it wasn't pretty, but you can't argue with the results. You can say, 'Would I use that tactic now on the president?' No; it's a different time … is it a different Rick Santorum? It's a different situation."</w:t>
+        <w:br/>
+        <w:t>Looking back, would he have led the assault on the respected Hatfield?</w:t>
+        <w:br/>
+        <w:t>"In a heartbeat," Santorum said, "given the fundamental nature of that issue and given the work he was doing.'</w:t>
+        <w:br/>
+        <w:t>Santorum didn't avoid controversy, but did more to enhance his reputation as a substantive legislator with his central role in the enactment of the reform of the nation's welfare system.</w:t>
+        <w:br/>
+        <w:t>"I will say it over and over again," he said of the legislation. "If there's any piece of legislation that I'm going to stake my claim to, there's more of me in [that legislation] than any other member of the Senate or House, and I believe it's been the most successful piece of legislation passed not just in that last six years but in the last 30 years."</w:t>
+        <w:br/>
+        <w:t>It's legislation, of course, that's been embraced by politicians of both parties, notably including Clinton and Vice President Al Gore, members of a ticket that ran in 1992 on the promise to "end welfare as we know it."</w:t>
+        <w:br/>
+        <w:t>"President Clinton was never for any of the reforms; he signed them because he had to," Santorum said.</w:t>
+        <w:br/>
+        <w:t>Santorum also rejected commentary that his voting record has tacked back toward the center in deference to the coming election. He points out that as a member of the House, he voted for funding for the National Endowment for the Arts and for increases in the minimum wage, as he has in the past year.</w:t>
+        <w:br/>
+        <w:t>In recent months, Santorum cast a decisive vote against a patients' bill of rights measure that had been approved in the House. He contended it could have allowed employees to sue employers who provided health care, both encouraging lawsuits and discouraging some firms from providing health care.</w:t>
+        <w:br/>
+        <w:t>But in another campaign stop recently, Santorum seemed to dispel any suggestions that he had strayed from his conservative roots. He was in rural Perry County, where Democrats are nearly as scarce as stop lights and parking meters. At a reception for the Perry County Republican Party, the senator was solemnly introduced by a local Republican, who coupled his praise for the incumbent with warnings about a variety of threats to Second Amendment rights.</w:t>
+        <w:br/>
+        <w:t>He resists the characterization that he would use abortion as a litmus test in confirming future justices but says he would look for conservative views on a range of issues. What he doesn't want on the court he says, are justices who believe that the Constitution is -- and here he breaks into a mocking, Valley-girl sing-song voice -- "a living, breathing document that can change as society changes."</w:t>
+        <w:br/>
+        <w:t>If Santorum is elected, he will be, in only his second term, in line for the No. 3 position in the Republican caucus. There is also speculation that he might consider a run for governor when Ridge's term runs out in 2002 -speculation that he seems to discourage but doesn't entirely rule out.</w:t>
+        <w:br/>
+        <w:t>"In politics, you never say never," he tells a reporter with a smile. "But do I think about it? Only because people like you ask about it every day."</w:t>
       </w:r>
     </w:p>
     <w:sectPr>
